--- a/testcase_wims.docx
+++ b/testcase_wims.docx
@@ -281,6 +281,14 @@
             <w:pPr>
               <w:spacing w:line="252" w:lineRule="auto"/>
             </w:pPr>
+            <w:r>
+              <w:rPr>
+                <w:b/>
+                <w:color w:val="007000"/>
+                <w:sz w:val="20"/>
+              </w:rPr>
+              <w:t>PASS</w:t>
+            </w:r>
           </w:p>
         </w:tc>
       </w:tr>
@@ -400,6 +408,14 @@
             <w:pPr>
               <w:spacing w:line="252" w:lineRule="auto"/>
             </w:pPr>
+            <w:r>
+              <w:rPr>
+                <w:b/>
+                <w:color w:val="007000"/>
+                <w:sz w:val="20"/>
+              </w:rPr>
+              <w:t>PASS</w:t>
+            </w:r>
           </w:p>
         </w:tc>
       </w:tr>
@@ -519,6 +535,14 @@
             <w:pPr>
               <w:spacing w:line="252" w:lineRule="auto"/>
             </w:pPr>
+            <w:r>
+              <w:rPr>
+                <w:b/>
+                <w:color w:val="007000"/>
+                <w:sz w:val="20"/>
+              </w:rPr>
+              <w:t>PASS</w:t>
+            </w:r>
           </w:p>
         </w:tc>
       </w:tr>
@@ -638,6 +662,14 @@
             <w:pPr>
               <w:spacing w:line="252" w:lineRule="auto"/>
             </w:pPr>
+            <w:r>
+              <w:rPr>
+                <w:b/>
+                <w:color w:val="007000"/>
+                <w:sz w:val="20"/>
+              </w:rPr>
+              <w:t>PASS</w:t>
+            </w:r>
           </w:p>
         </w:tc>
       </w:tr>
@@ -757,6 +789,14 @@
             <w:pPr>
               <w:spacing w:line="252" w:lineRule="auto"/>
             </w:pPr>
+            <w:r>
+              <w:rPr>
+                <w:b/>
+                <w:color w:val="007000"/>
+                <w:sz w:val="20"/>
+              </w:rPr>
+              <w:t>PASS</w:t>
+            </w:r>
           </w:p>
         </w:tc>
       </w:tr>
@@ -876,6 +916,14 @@
             <w:pPr>
               <w:spacing w:line="252" w:lineRule="auto"/>
             </w:pPr>
+            <w:r>
+              <w:rPr>
+                <w:b/>
+                <w:color w:val="007000"/>
+                <w:sz w:val="20"/>
+              </w:rPr>
+              <w:t>PASS</w:t>
+            </w:r>
           </w:p>
         </w:tc>
       </w:tr>
@@ -995,6 +1043,14 @@
             <w:pPr>
               <w:spacing w:line="252" w:lineRule="auto"/>
             </w:pPr>
+            <w:r>
+              <w:rPr>
+                <w:b/>
+                <w:color w:val="007000"/>
+                <w:sz w:val="20"/>
+              </w:rPr>
+              <w:t>PASS</w:t>
+            </w:r>
           </w:p>
         </w:tc>
       </w:tr>
@@ -1114,6 +1170,14 @@
             <w:pPr>
               <w:spacing w:line="252" w:lineRule="auto"/>
             </w:pPr>
+            <w:r>
+              <w:rPr>
+                <w:b/>
+                <w:color w:val="007000"/>
+                <w:sz w:val="20"/>
+              </w:rPr>
+              <w:t>PASS</w:t>
+            </w:r>
           </w:p>
         </w:tc>
       </w:tr>
@@ -1233,6 +1297,14 @@
             <w:pPr>
               <w:spacing w:line="252" w:lineRule="auto"/>
             </w:pPr>
+            <w:r>
+              <w:rPr>
+                <w:b/>
+                <w:color w:val="007000"/>
+                <w:sz w:val="20"/>
+              </w:rPr>
+              <w:t>PASS</w:t>
+            </w:r>
           </w:p>
         </w:tc>
       </w:tr>
@@ -1352,6 +1424,14 @@
             <w:pPr>
               <w:spacing w:line="252" w:lineRule="auto"/>
             </w:pPr>
+            <w:r>
+              <w:rPr>
+                <w:b/>
+                <w:color w:val="007000"/>
+                <w:sz w:val="20"/>
+              </w:rPr>
+              <w:t>PASS</w:t>
+            </w:r>
           </w:p>
         </w:tc>
       </w:tr>
@@ -1471,6 +1551,14 @@
             <w:pPr>
               <w:spacing w:line="252" w:lineRule="auto"/>
             </w:pPr>
+            <w:r>
+              <w:rPr>
+                <w:b/>
+                <w:color w:val="007000"/>
+                <w:sz w:val="20"/>
+              </w:rPr>
+              <w:t>PASS</w:t>
+            </w:r>
           </w:p>
         </w:tc>
       </w:tr>
@@ -1590,6 +1678,14 @@
             <w:pPr>
               <w:spacing w:line="252" w:lineRule="auto"/>
             </w:pPr>
+            <w:r>
+              <w:rPr>
+                <w:b/>
+                <w:color w:val="007000"/>
+                <w:sz w:val="20"/>
+              </w:rPr>
+              <w:t>PASS</w:t>
+            </w:r>
           </w:p>
         </w:tc>
       </w:tr>
@@ -1709,6 +1805,14 @@
             <w:pPr>
               <w:spacing w:line="252" w:lineRule="auto"/>
             </w:pPr>
+            <w:r>
+              <w:rPr>
+                <w:b/>
+                <w:color w:val="007000"/>
+                <w:sz w:val="20"/>
+              </w:rPr>
+              <w:t>PASS</w:t>
+            </w:r>
           </w:p>
         </w:tc>
       </w:tr>
@@ -1844,6 +1948,14 @@
             <w:pPr>
               <w:spacing w:line="252" w:lineRule="auto"/>
             </w:pPr>
+            <w:r>
+              <w:rPr>
+                <w:b/>
+                <w:color w:val="007000"/>
+                <w:sz w:val="20"/>
+              </w:rPr>
+              <w:t>PASS</w:t>
+            </w:r>
           </w:p>
         </w:tc>
       </w:tr>
@@ -2128,6 +2240,14 @@
             <w:pPr>
               <w:spacing w:line="252" w:lineRule="auto"/>
             </w:pPr>
+            <w:r>
+              <w:rPr>
+                <w:b/>
+                <w:color w:val="007000"/>
+                <w:sz w:val="20"/>
+              </w:rPr>
+              <w:t>PASS</w:t>
+            </w:r>
           </w:p>
         </w:tc>
       </w:tr>
@@ -2247,6 +2367,14 @@
             <w:pPr>
               <w:spacing w:line="252" w:lineRule="auto"/>
             </w:pPr>
+            <w:r>
+              <w:rPr>
+                <w:b/>
+                <w:color w:val="007000"/>
+                <w:sz w:val="20"/>
+              </w:rPr>
+              <w:t>PASS</w:t>
+            </w:r>
           </w:p>
         </w:tc>
       </w:tr>
@@ -2366,6 +2494,14 @@
             <w:pPr>
               <w:spacing w:line="252" w:lineRule="auto"/>
             </w:pPr>
+            <w:r>
+              <w:rPr>
+                <w:b/>
+                <w:color w:val="007000"/>
+                <w:sz w:val="20"/>
+              </w:rPr>
+              <w:t>PASS</w:t>
+            </w:r>
           </w:p>
         </w:tc>
       </w:tr>
@@ -2485,6 +2621,14 @@
             <w:pPr>
               <w:spacing w:line="252" w:lineRule="auto"/>
             </w:pPr>
+            <w:r>
+              <w:rPr>
+                <w:b/>
+                <w:color w:val="007000"/>
+                <w:sz w:val="20"/>
+              </w:rPr>
+              <w:t>PASS</w:t>
+            </w:r>
           </w:p>
         </w:tc>
       </w:tr>
@@ -2604,6 +2748,14 @@
             <w:pPr>
               <w:spacing w:line="252" w:lineRule="auto"/>
             </w:pPr>
+            <w:r>
+              <w:rPr>
+                <w:b/>
+                <w:color w:val="007000"/>
+                <w:sz w:val="20"/>
+              </w:rPr>
+              <w:t>PASS</w:t>
+            </w:r>
           </w:p>
         </w:tc>
       </w:tr>
@@ -2723,6 +2875,14 @@
             <w:pPr>
               <w:spacing w:line="252" w:lineRule="auto"/>
             </w:pPr>
+            <w:r>
+              <w:rPr>
+                <w:b/>
+                <w:color w:val="007000"/>
+                <w:sz w:val="20"/>
+              </w:rPr>
+              <w:t>PASS</w:t>
+            </w:r>
           </w:p>
         </w:tc>
       </w:tr>
@@ -2842,6 +3002,14 @@
             <w:pPr>
               <w:spacing w:line="252" w:lineRule="auto"/>
             </w:pPr>
+            <w:r>
+              <w:rPr>
+                <w:b/>
+                <w:color w:val="007000"/>
+                <w:sz w:val="20"/>
+              </w:rPr>
+              <w:t>PASS</w:t>
+            </w:r>
           </w:p>
         </w:tc>
       </w:tr>
@@ -2961,6 +3129,14 @@
             <w:pPr>
               <w:spacing w:line="252" w:lineRule="auto"/>
             </w:pPr>
+            <w:r>
+              <w:rPr>
+                <w:b/>
+                <w:color w:val="007000"/>
+                <w:sz w:val="20"/>
+              </w:rPr>
+              <w:t>PASS</w:t>
+            </w:r>
           </w:p>
         </w:tc>
       </w:tr>
@@ -3080,6 +3256,14 @@
             <w:pPr>
               <w:spacing w:line="252" w:lineRule="auto"/>
             </w:pPr>
+            <w:r>
+              <w:rPr>
+                <w:b/>
+                <w:color w:val="007000"/>
+                <w:sz w:val="20"/>
+              </w:rPr>
+              <w:t>PASS</w:t>
+            </w:r>
           </w:p>
         </w:tc>
       </w:tr>
@@ -3200,6 +3384,14 @@
             <w:pPr>
               <w:spacing w:line="252" w:lineRule="auto"/>
             </w:pPr>
+            <w:r>
+              <w:rPr>
+                <w:b/>
+                <w:color w:val="007000"/>
+                <w:sz w:val="20"/>
+              </w:rPr>
+              <w:t>PASS</w:t>
+            </w:r>
           </w:p>
         </w:tc>
       </w:tr>
@@ -3319,6 +3511,14 @@
             <w:pPr>
               <w:spacing w:line="252" w:lineRule="auto"/>
             </w:pPr>
+            <w:r>
+              <w:rPr>
+                <w:b/>
+                <w:color w:val="007000"/>
+                <w:sz w:val="20"/>
+              </w:rPr>
+              <w:t>PASS</w:t>
+            </w:r>
           </w:p>
         </w:tc>
       </w:tr>
@@ -3438,6 +3638,14 @@
             <w:pPr>
               <w:spacing w:line="252" w:lineRule="auto"/>
             </w:pPr>
+            <w:r>
+              <w:rPr>
+                <w:b/>
+                <w:color w:val="CC0000"/>
+                <w:sz w:val="20"/>
+              </w:rPr>
+              <w:t>FAIL</w:t>
+            </w:r>
           </w:p>
         </w:tc>
       </w:tr>
@@ -3557,6 +3765,14 @@
             <w:pPr>
               <w:spacing w:line="252" w:lineRule="auto"/>
             </w:pPr>
+            <w:r>
+              <w:rPr>
+                <w:b/>
+                <w:color w:val="007000"/>
+                <w:sz w:val="20"/>
+              </w:rPr>
+              <w:t>PASS</w:t>
+            </w:r>
           </w:p>
         </w:tc>
       </w:tr>
@@ -3692,6 +3908,14 @@
             <w:pPr>
               <w:spacing w:line="252" w:lineRule="auto"/>
             </w:pPr>
+            <w:r>
+              <w:rPr>
+                <w:b/>
+                <w:color w:val="CC0000"/>
+                <w:sz w:val="20"/>
+              </w:rPr>
+              <w:t>FAIL</w:t>
+            </w:r>
           </w:p>
         </w:tc>
       </w:tr>
@@ -3811,6 +4035,14 @@
             <w:pPr>
               <w:spacing w:line="252" w:lineRule="auto"/>
             </w:pPr>
+            <w:r>
+              <w:rPr>
+                <w:b/>
+                <w:color w:val="007000"/>
+                <w:sz w:val="20"/>
+              </w:rPr>
+              <w:t>PASS</w:t>
+            </w:r>
           </w:p>
         </w:tc>
       </w:tr>
@@ -4095,6 +4327,14 @@
             <w:pPr>
               <w:spacing w:line="252" w:lineRule="auto"/>
             </w:pPr>
+            <w:r>
+              <w:rPr>
+                <w:b/>
+                <w:color w:val="007000"/>
+                <w:sz w:val="20"/>
+              </w:rPr>
+              <w:t>PASS</w:t>
+            </w:r>
           </w:p>
         </w:tc>
       </w:tr>
@@ -4214,6 +4454,14 @@
             <w:pPr>
               <w:spacing w:line="252" w:lineRule="auto"/>
             </w:pPr>
+            <w:r>
+              <w:rPr>
+                <w:b/>
+                <w:color w:val="007000"/>
+                <w:sz w:val="20"/>
+              </w:rPr>
+              <w:t>PASS</w:t>
+            </w:r>
           </w:p>
         </w:tc>
       </w:tr>
@@ -4333,6 +4581,14 @@
             <w:pPr>
               <w:spacing w:line="252" w:lineRule="auto"/>
             </w:pPr>
+            <w:r>
+              <w:rPr>
+                <w:b/>
+                <w:color w:val="007000"/>
+                <w:sz w:val="20"/>
+              </w:rPr>
+              <w:t>PASS</w:t>
+            </w:r>
           </w:p>
         </w:tc>
       </w:tr>
@@ -4452,6 +4708,14 @@
             <w:pPr>
               <w:spacing w:line="252" w:lineRule="auto"/>
             </w:pPr>
+            <w:r>
+              <w:rPr>
+                <w:b/>
+                <w:color w:val="007000"/>
+                <w:sz w:val="20"/>
+              </w:rPr>
+              <w:t>PASS</w:t>
+            </w:r>
           </w:p>
         </w:tc>
       </w:tr>
@@ -4571,6 +4835,14 @@
             <w:pPr>
               <w:spacing w:line="252" w:lineRule="auto"/>
             </w:pPr>
+            <w:r>
+              <w:rPr>
+                <w:b/>
+                <w:color w:val="007000"/>
+                <w:sz w:val="20"/>
+              </w:rPr>
+              <w:t>PASS</w:t>
+            </w:r>
           </w:p>
         </w:tc>
       </w:tr>
@@ -4690,6 +4962,14 @@
             <w:pPr>
               <w:spacing w:line="252" w:lineRule="auto"/>
             </w:pPr>
+            <w:r>
+              <w:rPr>
+                <w:b/>
+                <w:color w:val="007000"/>
+                <w:sz w:val="20"/>
+              </w:rPr>
+              <w:t>PASS</w:t>
+            </w:r>
           </w:p>
         </w:tc>
       </w:tr>
@@ -4809,6 +5089,14 @@
             <w:pPr>
               <w:spacing w:line="252" w:lineRule="auto"/>
             </w:pPr>
+            <w:r>
+              <w:rPr>
+                <w:b/>
+                <w:color w:val="007000"/>
+                <w:sz w:val="20"/>
+              </w:rPr>
+              <w:t>PASS</w:t>
+            </w:r>
           </w:p>
         </w:tc>
       </w:tr>
@@ -4928,6 +5216,14 @@
             <w:pPr>
               <w:spacing w:line="252" w:lineRule="auto"/>
             </w:pPr>
+            <w:r>
+              <w:rPr>
+                <w:b/>
+                <w:color w:val="007000"/>
+                <w:sz w:val="20"/>
+              </w:rPr>
+              <w:t>PASS</w:t>
+            </w:r>
           </w:p>
         </w:tc>
       </w:tr>
@@ -5047,6 +5343,14 @@
             <w:pPr>
               <w:spacing w:line="252" w:lineRule="auto"/>
             </w:pPr>
+            <w:r>
+              <w:rPr>
+                <w:b/>
+                <w:color w:val="007000"/>
+                <w:sz w:val="20"/>
+              </w:rPr>
+              <w:t>PASS</w:t>
+            </w:r>
           </w:p>
         </w:tc>
       </w:tr>
@@ -5166,6 +5470,14 @@
             <w:pPr>
               <w:spacing w:line="252" w:lineRule="auto"/>
             </w:pPr>
+            <w:r>
+              <w:rPr>
+                <w:b/>
+                <w:color w:val="007000"/>
+                <w:sz w:val="20"/>
+              </w:rPr>
+              <w:t>PASS</w:t>
+            </w:r>
           </w:p>
         </w:tc>
       </w:tr>
@@ -5450,6 +5762,14 @@
             <w:pPr>
               <w:spacing w:line="252" w:lineRule="auto"/>
             </w:pPr>
+            <w:r>
+              <w:rPr>
+                <w:b/>
+                <w:color w:val="007000"/>
+                <w:sz w:val="20"/>
+              </w:rPr>
+              <w:t>PASS</w:t>
+            </w:r>
           </w:p>
         </w:tc>
       </w:tr>
@@ -5569,6 +5889,14 @@
             <w:pPr>
               <w:spacing w:line="252" w:lineRule="auto"/>
             </w:pPr>
+            <w:r>
+              <w:rPr>
+                <w:b/>
+                <w:color w:val="007000"/>
+                <w:sz w:val="20"/>
+              </w:rPr>
+              <w:t>PASS</w:t>
+            </w:r>
           </w:p>
         </w:tc>
       </w:tr>
@@ -5688,6 +6016,14 @@
             <w:pPr>
               <w:spacing w:line="252" w:lineRule="auto"/>
             </w:pPr>
+            <w:r>
+              <w:rPr>
+                <w:b/>
+                <w:color w:val="007000"/>
+                <w:sz w:val="20"/>
+              </w:rPr>
+              <w:t>PASS</w:t>
+            </w:r>
           </w:p>
         </w:tc>
       </w:tr>
@@ -5807,6 +6143,14 @@
             <w:pPr>
               <w:spacing w:line="252" w:lineRule="auto"/>
             </w:pPr>
+            <w:r>
+              <w:rPr>
+                <w:b/>
+                <w:color w:val="007000"/>
+                <w:sz w:val="20"/>
+              </w:rPr>
+              <w:t>PASS</w:t>
+            </w:r>
           </w:p>
         </w:tc>
       </w:tr>
@@ -5926,6 +6270,14 @@
             <w:pPr>
               <w:spacing w:line="252" w:lineRule="auto"/>
             </w:pPr>
+            <w:r>
+              <w:rPr>
+                <w:b/>
+                <w:color w:val="007000"/>
+                <w:sz w:val="20"/>
+              </w:rPr>
+              <w:t>PASS</w:t>
+            </w:r>
           </w:p>
         </w:tc>
       </w:tr>
@@ -6045,6 +6397,14 @@
             <w:pPr>
               <w:spacing w:line="252" w:lineRule="auto"/>
             </w:pPr>
+            <w:r>
+              <w:rPr>
+                <w:b/>
+                <w:color w:val="007000"/>
+                <w:sz w:val="20"/>
+              </w:rPr>
+              <w:t>PASS</w:t>
+            </w:r>
           </w:p>
         </w:tc>
       </w:tr>
@@ -6164,6 +6524,14 @@
             <w:pPr>
               <w:spacing w:line="252" w:lineRule="auto"/>
             </w:pPr>
+            <w:r>
+              <w:rPr>
+                <w:b/>
+                <w:color w:val="007000"/>
+                <w:sz w:val="20"/>
+              </w:rPr>
+              <w:t>PASS</w:t>
+            </w:r>
           </w:p>
         </w:tc>
       </w:tr>
@@ -6284,6 +6652,14 @@
             <w:pPr>
               <w:spacing w:line="252" w:lineRule="auto"/>
             </w:pPr>
+            <w:r>
+              <w:rPr>
+                <w:b/>
+                <w:color w:val="007000"/>
+                <w:sz w:val="20"/>
+              </w:rPr>
+              <w:t>PASS</w:t>
+            </w:r>
           </w:p>
         </w:tc>
       </w:tr>
@@ -6568,6 +6944,14 @@
             <w:pPr>
               <w:spacing w:line="252" w:lineRule="auto"/>
             </w:pPr>
+            <w:r>
+              <w:rPr>
+                <w:b/>
+                <w:color w:val="CC0000"/>
+                <w:sz w:val="20"/>
+              </w:rPr>
+              <w:t>FAIL</w:t>
+            </w:r>
           </w:p>
         </w:tc>
       </w:tr>
@@ -6687,6 +7071,14 @@
             <w:pPr>
               <w:spacing w:line="252" w:lineRule="auto"/>
             </w:pPr>
+            <w:r>
+              <w:rPr>
+                <w:b/>
+                <w:color w:val="007000"/>
+                <w:sz w:val="20"/>
+              </w:rPr>
+              <w:t>PASS</w:t>
+            </w:r>
           </w:p>
         </w:tc>
       </w:tr>
@@ -6806,6 +7198,14 @@
             <w:pPr>
               <w:spacing w:line="252" w:lineRule="auto"/>
             </w:pPr>
+            <w:r>
+              <w:rPr>
+                <w:b/>
+                <w:color w:val="007000"/>
+                <w:sz w:val="20"/>
+              </w:rPr>
+              <w:t>PASS</w:t>
+            </w:r>
           </w:p>
         </w:tc>
       </w:tr>
@@ -6925,6 +7325,14 @@
             <w:pPr>
               <w:spacing w:line="252" w:lineRule="auto"/>
             </w:pPr>
+            <w:r>
+              <w:rPr>
+                <w:b/>
+                <w:color w:val="CC0000"/>
+                <w:sz w:val="20"/>
+              </w:rPr>
+              <w:t>FAIL</w:t>
+            </w:r>
           </w:p>
         </w:tc>
       </w:tr>
@@ -7044,6 +7452,14 @@
             <w:pPr>
               <w:spacing w:line="252" w:lineRule="auto"/>
             </w:pPr>
+            <w:r>
+              <w:rPr>
+                <w:b/>
+                <w:color w:val="CC0000"/>
+                <w:sz w:val="20"/>
+              </w:rPr>
+              <w:t>FAIL</w:t>
+            </w:r>
           </w:p>
         </w:tc>
       </w:tr>
@@ -7163,6 +7579,14 @@
             <w:pPr>
               <w:spacing w:line="252" w:lineRule="auto"/>
             </w:pPr>
+            <w:r>
+              <w:rPr>
+                <w:b/>
+                <w:color w:val="CC0000"/>
+                <w:sz w:val="20"/>
+              </w:rPr>
+              <w:t>FAIL</w:t>
+            </w:r>
           </w:p>
         </w:tc>
       </w:tr>
@@ -7282,6 +7706,14 @@
             <w:pPr>
               <w:spacing w:line="252" w:lineRule="auto"/>
             </w:pPr>
+            <w:r>
+              <w:rPr>
+                <w:b/>
+                <w:color w:val="CC0000"/>
+                <w:sz w:val="20"/>
+              </w:rPr>
+              <w:t>FAIL</w:t>
+            </w:r>
           </w:p>
         </w:tc>
       </w:tr>
@@ -7401,6 +7833,14 @@
             <w:pPr>
               <w:spacing w:line="252" w:lineRule="auto"/>
             </w:pPr>
+            <w:r>
+              <w:rPr>
+                <w:b/>
+                <w:color w:val="007000"/>
+                <w:sz w:val="20"/>
+              </w:rPr>
+              <w:t>PASS</w:t>
+            </w:r>
           </w:p>
         </w:tc>
       </w:tr>
@@ -7520,6 +7960,14 @@
             <w:pPr>
               <w:spacing w:line="252" w:lineRule="auto"/>
             </w:pPr>
+            <w:r>
+              <w:rPr>
+                <w:b/>
+                <w:color w:val="007000"/>
+                <w:sz w:val="20"/>
+              </w:rPr>
+              <w:t>PASS</w:t>
+            </w:r>
           </w:p>
         </w:tc>
       </w:tr>
@@ -7639,6 +8087,14 @@
             <w:pPr>
               <w:spacing w:line="252" w:lineRule="auto"/>
             </w:pPr>
+            <w:r>
+              <w:rPr>
+                <w:b/>
+                <w:color w:val="CC0000"/>
+                <w:sz w:val="20"/>
+              </w:rPr>
+              <w:t>FAIL</w:t>
+            </w:r>
           </w:p>
         </w:tc>
       </w:tr>
@@ -7758,6 +8214,14 @@
             <w:pPr>
               <w:spacing w:line="252" w:lineRule="auto"/>
             </w:pPr>
+            <w:r>
+              <w:rPr>
+                <w:b/>
+                <w:color w:val="007000"/>
+                <w:sz w:val="20"/>
+              </w:rPr>
+              <w:t>PASS</w:t>
+            </w:r>
           </w:p>
         </w:tc>
       </w:tr>
@@ -7877,6 +8341,14 @@
             <w:pPr>
               <w:spacing w:line="252" w:lineRule="auto"/>
             </w:pPr>
+            <w:r>
+              <w:rPr>
+                <w:b/>
+                <w:color w:val="007000"/>
+                <w:sz w:val="20"/>
+              </w:rPr>
+              <w:t>PASS</w:t>
+            </w:r>
           </w:p>
         </w:tc>
       </w:tr>
@@ -7996,6 +8468,14 @@
             <w:pPr>
               <w:spacing w:line="252" w:lineRule="auto"/>
             </w:pPr>
+            <w:r>
+              <w:rPr>
+                <w:b/>
+                <w:color w:val="007000"/>
+                <w:sz w:val="20"/>
+              </w:rPr>
+              <w:t>PASS</w:t>
+            </w:r>
           </w:p>
         </w:tc>
       </w:tr>
@@ -8115,6 +8595,14 @@
             <w:pPr>
               <w:spacing w:line="252" w:lineRule="auto"/>
             </w:pPr>
+            <w:r>
+              <w:rPr>
+                <w:b/>
+                <w:color w:val="007000"/>
+                <w:sz w:val="20"/>
+              </w:rPr>
+              <w:t>PASS</w:t>
+            </w:r>
           </w:p>
         </w:tc>
       </w:tr>
@@ -8234,6 +8722,14 @@
             <w:pPr>
               <w:spacing w:line="252" w:lineRule="auto"/>
             </w:pPr>
+            <w:r>
+              <w:rPr>
+                <w:b/>
+                <w:color w:val="007000"/>
+                <w:sz w:val="20"/>
+              </w:rPr>
+              <w:t>PASS</w:t>
+            </w:r>
           </w:p>
         </w:tc>
       </w:tr>
@@ -8534,6 +9030,14 @@
             <w:pPr>
               <w:spacing w:line="252" w:lineRule="auto"/>
             </w:pPr>
+            <w:r>
+              <w:rPr>
+                <w:b/>
+                <w:color w:val="007000"/>
+                <w:sz w:val="20"/>
+              </w:rPr>
+              <w:t>PASS</w:t>
+            </w:r>
           </w:p>
         </w:tc>
       </w:tr>
@@ -8653,6 +9157,14 @@
             <w:pPr>
               <w:spacing w:line="252" w:lineRule="auto"/>
             </w:pPr>
+            <w:r>
+              <w:rPr>
+                <w:b/>
+                <w:color w:val="007000"/>
+                <w:sz w:val="20"/>
+              </w:rPr>
+              <w:t>PASS</w:t>
+            </w:r>
           </w:p>
         </w:tc>
       </w:tr>
@@ -8772,6 +9284,14 @@
             <w:pPr>
               <w:spacing w:line="252" w:lineRule="auto"/>
             </w:pPr>
+            <w:r>
+              <w:rPr>
+                <w:b/>
+                <w:color w:val="007000"/>
+                <w:sz w:val="20"/>
+              </w:rPr>
+              <w:t>PASS</w:t>
+            </w:r>
           </w:p>
         </w:tc>
       </w:tr>
@@ -8891,6 +9411,14 @@
             <w:pPr>
               <w:spacing w:line="252" w:lineRule="auto"/>
             </w:pPr>
+            <w:r>
+              <w:rPr>
+                <w:b/>
+                <w:color w:val="007000"/>
+                <w:sz w:val="20"/>
+              </w:rPr>
+              <w:t>PASS</w:t>
+            </w:r>
           </w:p>
         </w:tc>
       </w:tr>
@@ -9011,6 +9539,14 @@
             <w:pPr>
               <w:spacing w:line="252" w:lineRule="auto"/>
             </w:pPr>
+            <w:r>
+              <w:rPr>
+                <w:b/>
+                <w:color w:val="007000"/>
+                <w:sz w:val="20"/>
+              </w:rPr>
+              <w:t>PASS</w:t>
+            </w:r>
           </w:p>
         </w:tc>
       </w:tr>
@@ -9130,6 +9666,14 @@
             <w:pPr>
               <w:spacing w:line="252" w:lineRule="auto"/>
             </w:pPr>
+            <w:r>
+              <w:rPr>
+                <w:b/>
+                <w:color w:val="007000"/>
+                <w:sz w:val="20"/>
+              </w:rPr>
+              <w:t>PASS</w:t>
+            </w:r>
           </w:p>
         </w:tc>
       </w:tr>
@@ -9249,6 +9793,14 @@
             <w:pPr>
               <w:spacing w:line="252" w:lineRule="auto"/>
             </w:pPr>
+            <w:r>
+              <w:rPr>
+                <w:b/>
+                <w:color w:val="007000"/>
+                <w:sz w:val="20"/>
+              </w:rPr>
+              <w:t>PASS</w:t>
+            </w:r>
           </w:p>
         </w:tc>
       </w:tr>
@@ -9368,6 +9920,14 @@
             <w:pPr>
               <w:spacing w:line="252" w:lineRule="auto"/>
             </w:pPr>
+            <w:r>
+              <w:rPr>
+                <w:b/>
+                <w:color w:val="007000"/>
+                <w:sz w:val="20"/>
+              </w:rPr>
+              <w:t>PASS</w:t>
+            </w:r>
           </w:p>
         </w:tc>
       </w:tr>
@@ -9487,6 +10047,14 @@
             <w:pPr>
               <w:spacing w:line="252" w:lineRule="auto"/>
             </w:pPr>
+            <w:r>
+              <w:rPr>
+                <w:b/>
+                <w:color w:val="007000"/>
+                <w:sz w:val="20"/>
+              </w:rPr>
+              <w:t>PASS</w:t>
+            </w:r>
           </w:p>
         </w:tc>
       </w:tr>
@@ -9606,6 +10174,14 @@
             <w:pPr>
               <w:spacing w:line="252" w:lineRule="auto"/>
             </w:pPr>
+            <w:r>
+              <w:rPr>
+                <w:b/>
+                <w:color w:val="007000"/>
+                <w:sz w:val="20"/>
+              </w:rPr>
+              <w:t>PASS</w:t>
+            </w:r>
           </w:p>
         </w:tc>
       </w:tr>
@@ -9725,6 +10301,14 @@
             <w:pPr>
               <w:spacing w:line="252" w:lineRule="auto"/>
             </w:pPr>
+            <w:r>
+              <w:rPr>
+                <w:b/>
+                <w:color w:val="007000"/>
+                <w:sz w:val="20"/>
+              </w:rPr>
+              <w:t>PASS</w:t>
+            </w:r>
           </w:p>
         </w:tc>
       </w:tr>
@@ -9844,6 +10428,14 @@
             <w:pPr>
               <w:spacing w:line="252" w:lineRule="auto"/>
             </w:pPr>
+            <w:r>
+              <w:rPr>
+                <w:b/>
+                <w:color w:val="CC0000"/>
+                <w:sz w:val="20"/>
+              </w:rPr>
+              <w:t>FAIL</w:t>
+            </w:r>
           </w:p>
         </w:tc>
       </w:tr>
@@ -9963,6 +10555,14 @@
             <w:pPr>
               <w:spacing w:line="252" w:lineRule="auto"/>
             </w:pPr>
+            <w:r>
+              <w:rPr>
+                <w:b/>
+                <w:color w:val="007000"/>
+                <w:sz w:val="20"/>
+              </w:rPr>
+              <w:t>PASS</w:t>
+            </w:r>
           </w:p>
         </w:tc>
       </w:tr>
@@ -10256,6 +10856,14 @@
             <w:pPr>
               <w:spacing w:line="252" w:lineRule="auto"/>
             </w:pPr>
+            <w:r>
+              <w:rPr>
+                <w:b/>
+                <w:color w:val="007000"/>
+                <w:sz w:val="20"/>
+              </w:rPr>
+              <w:t>PASS</w:t>
+            </w:r>
           </w:p>
         </w:tc>
       </w:tr>
@@ -10375,6 +10983,14 @@
             <w:pPr>
               <w:spacing w:line="252" w:lineRule="auto"/>
             </w:pPr>
+            <w:r>
+              <w:rPr>
+                <w:b/>
+                <w:color w:val="007000"/>
+                <w:sz w:val="20"/>
+              </w:rPr>
+              <w:t>PASS</w:t>
+            </w:r>
           </w:p>
         </w:tc>
       </w:tr>
@@ -10494,6 +11110,14 @@
             <w:pPr>
               <w:spacing w:line="252" w:lineRule="auto"/>
             </w:pPr>
+            <w:r>
+              <w:rPr>
+                <w:b/>
+                <w:color w:val="007000"/>
+                <w:sz w:val="20"/>
+              </w:rPr>
+              <w:t>PASS</w:t>
+            </w:r>
           </w:p>
         </w:tc>
       </w:tr>
@@ -10613,6 +11237,14 @@
             <w:pPr>
               <w:spacing w:line="252" w:lineRule="auto"/>
             </w:pPr>
+            <w:r>
+              <w:rPr>
+                <w:b/>
+                <w:color w:val="007000"/>
+                <w:sz w:val="20"/>
+              </w:rPr>
+              <w:t>PASS</w:t>
+            </w:r>
           </w:p>
         </w:tc>
       </w:tr>
@@ -10732,6 +11364,14 @@
             <w:pPr>
               <w:spacing w:line="252" w:lineRule="auto"/>
             </w:pPr>
+            <w:r>
+              <w:rPr>
+                <w:b/>
+                <w:color w:val="007000"/>
+                <w:sz w:val="20"/>
+              </w:rPr>
+              <w:t>PASS</w:t>
+            </w:r>
           </w:p>
         </w:tc>
       </w:tr>
@@ -10851,6 +11491,14 @@
             <w:pPr>
               <w:spacing w:line="252" w:lineRule="auto"/>
             </w:pPr>
+            <w:r>
+              <w:rPr>
+                <w:b/>
+                <w:color w:val="007000"/>
+                <w:sz w:val="20"/>
+              </w:rPr>
+              <w:t>PASS</w:t>
+            </w:r>
           </w:p>
         </w:tc>
       </w:tr>
@@ -10970,6 +11618,14 @@
             <w:pPr>
               <w:spacing w:line="252" w:lineRule="auto"/>
             </w:pPr>
+            <w:r>
+              <w:rPr>
+                <w:b/>
+                <w:color w:val="007000"/>
+                <w:sz w:val="20"/>
+              </w:rPr>
+              <w:t>PASS</w:t>
+            </w:r>
           </w:p>
         </w:tc>
       </w:tr>
@@ -11089,6 +11745,14 @@
             <w:pPr>
               <w:spacing w:line="252" w:lineRule="auto"/>
             </w:pPr>
+            <w:r>
+              <w:rPr>
+                <w:b/>
+                <w:color w:val="007000"/>
+                <w:sz w:val="20"/>
+              </w:rPr>
+              <w:t>PASS</w:t>
+            </w:r>
           </w:p>
         </w:tc>
       </w:tr>
@@ -11208,6 +11872,14 @@
             <w:pPr>
               <w:spacing w:line="252" w:lineRule="auto"/>
             </w:pPr>
+            <w:r>
+              <w:rPr>
+                <w:b/>
+                <w:color w:val="007000"/>
+                <w:sz w:val="20"/>
+              </w:rPr>
+              <w:t>PASS</w:t>
+            </w:r>
           </w:p>
         </w:tc>
       </w:tr>
@@ -11493,6 +12165,14 @@
             <w:pPr>
               <w:spacing w:line="252" w:lineRule="auto"/>
             </w:pPr>
+            <w:r>
+              <w:rPr>
+                <w:b/>
+                <w:color w:val="007000"/>
+                <w:sz w:val="20"/>
+              </w:rPr>
+              <w:t>PASS</w:t>
+            </w:r>
           </w:p>
         </w:tc>
       </w:tr>
@@ -11612,6 +12292,14 @@
             <w:pPr>
               <w:spacing w:line="252" w:lineRule="auto"/>
             </w:pPr>
+            <w:r>
+              <w:rPr>
+                <w:b/>
+                <w:color w:val="007000"/>
+                <w:sz w:val="20"/>
+              </w:rPr>
+              <w:t>PASS</w:t>
+            </w:r>
           </w:p>
         </w:tc>
       </w:tr>
@@ -11731,6 +12419,14 @@
             <w:pPr>
               <w:spacing w:line="252" w:lineRule="auto"/>
             </w:pPr>
+            <w:r>
+              <w:rPr>
+                <w:b/>
+                <w:color w:val="007000"/>
+                <w:sz w:val="20"/>
+              </w:rPr>
+              <w:t>PASS</w:t>
+            </w:r>
           </w:p>
         </w:tc>
       </w:tr>
@@ -11859,6 +12555,14 @@
             <w:pPr>
               <w:spacing w:line="252" w:lineRule="auto"/>
             </w:pPr>
+            <w:r>
+              <w:rPr>
+                <w:b/>
+                <w:color w:val="007000"/>
+                <w:sz w:val="20"/>
+              </w:rPr>
+              <w:t>PASS</w:t>
+            </w:r>
           </w:p>
         </w:tc>
       </w:tr>
@@ -12143,6 +12847,14 @@
             <w:pPr>
               <w:spacing w:line="252" w:lineRule="auto"/>
             </w:pPr>
+            <w:r>
+              <w:rPr>
+                <w:b/>
+                <w:color w:val="007000"/>
+                <w:sz w:val="20"/>
+              </w:rPr>
+              <w:t>PASS</w:t>
+            </w:r>
           </w:p>
         </w:tc>
       </w:tr>
@@ -12262,6 +12974,14 @@
             <w:pPr>
               <w:spacing w:line="252" w:lineRule="auto"/>
             </w:pPr>
+            <w:r>
+              <w:rPr>
+                <w:b/>
+                <w:color w:val="007000"/>
+                <w:sz w:val="20"/>
+              </w:rPr>
+              <w:t>PASS</w:t>
+            </w:r>
           </w:p>
         </w:tc>
       </w:tr>
@@ -12381,6 +13101,14 @@
             <w:pPr>
               <w:spacing w:line="252" w:lineRule="auto"/>
             </w:pPr>
+            <w:r>
+              <w:rPr>
+                <w:b/>
+                <w:color w:val="007000"/>
+                <w:sz w:val="20"/>
+              </w:rPr>
+              <w:t>PASS</w:t>
+            </w:r>
           </w:p>
         </w:tc>
       </w:tr>
@@ -12500,6 +13228,14 @@
             <w:pPr>
               <w:spacing w:line="252" w:lineRule="auto"/>
             </w:pPr>
+            <w:r>
+              <w:rPr>
+                <w:b/>
+                <w:color w:val="007000"/>
+                <w:sz w:val="20"/>
+              </w:rPr>
+              <w:t>PASS</w:t>
+            </w:r>
           </w:p>
         </w:tc>
       </w:tr>
@@ -12619,6 +13355,14 @@
             <w:pPr>
               <w:spacing w:line="252" w:lineRule="auto"/>
             </w:pPr>
+            <w:r>
+              <w:rPr>
+                <w:b/>
+                <w:color w:val="007000"/>
+                <w:sz w:val="20"/>
+              </w:rPr>
+              <w:t>PASS</w:t>
+            </w:r>
           </w:p>
         </w:tc>
       </w:tr>
@@ -12738,6 +13482,14 @@
             <w:pPr>
               <w:spacing w:line="252" w:lineRule="auto"/>
             </w:pPr>
+            <w:r>
+              <w:rPr>
+                <w:b/>
+                <w:color w:val="007000"/>
+                <w:sz w:val="20"/>
+              </w:rPr>
+              <w:t>PASS</w:t>
+            </w:r>
           </w:p>
         </w:tc>
       </w:tr>
@@ -12857,6 +13609,14 @@
             <w:pPr>
               <w:spacing w:line="252" w:lineRule="auto"/>
             </w:pPr>
+            <w:r>
+              <w:rPr>
+                <w:b/>
+                <w:color w:val="007000"/>
+                <w:sz w:val="20"/>
+              </w:rPr>
+              <w:t>PASS</w:t>
+            </w:r>
           </w:p>
         </w:tc>
       </w:tr>
@@ -12976,6 +13736,14 @@
             <w:pPr>
               <w:spacing w:line="252" w:lineRule="auto"/>
             </w:pPr>
+            <w:r>
+              <w:rPr>
+                <w:b/>
+                <w:color w:val="007000"/>
+                <w:sz w:val="20"/>
+              </w:rPr>
+              <w:t>PASS</w:t>
+            </w:r>
           </w:p>
         </w:tc>
       </w:tr>
@@ -13260,6 +14028,14 @@
             <w:pPr>
               <w:spacing w:line="252" w:lineRule="auto"/>
             </w:pPr>
+            <w:r>
+              <w:rPr>
+                <w:b/>
+                <w:color w:val="007000"/>
+                <w:sz w:val="20"/>
+              </w:rPr>
+              <w:t>PASS</w:t>
+            </w:r>
           </w:p>
         </w:tc>
       </w:tr>
@@ -13379,6 +14155,14 @@
             <w:pPr>
               <w:spacing w:line="252" w:lineRule="auto"/>
             </w:pPr>
+            <w:r>
+              <w:rPr>
+                <w:b/>
+                <w:color w:val="007000"/>
+                <w:sz w:val="20"/>
+              </w:rPr>
+              <w:t>PASS</w:t>
+            </w:r>
           </w:p>
         </w:tc>
       </w:tr>
@@ -13498,6 +14282,14 @@
             <w:pPr>
               <w:spacing w:line="252" w:lineRule="auto"/>
             </w:pPr>
+            <w:r>
+              <w:rPr>
+                <w:b/>
+                <w:color w:val="007000"/>
+                <w:sz w:val="20"/>
+              </w:rPr>
+              <w:t>PASS</w:t>
+            </w:r>
           </w:p>
         </w:tc>
       </w:tr>
@@ -13617,6 +14409,14 @@
             <w:pPr>
               <w:spacing w:line="252" w:lineRule="auto"/>
             </w:pPr>
+            <w:r>
+              <w:rPr>
+                <w:b/>
+                <w:color w:val="007000"/>
+                <w:sz w:val="20"/>
+              </w:rPr>
+              <w:t>PASS</w:t>
+            </w:r>
           </w:p>
         </w:tc>
       </w:tr>
@@ -13736,6 +14536,14 @@
             <w:pPr>
               <w:spacing w:line="252" w:lineRule="auto"/>
             </w:pPr>
+            <w:r>
+              <w:rPr>
+                <w:b/>
+                <w:color w:val="007000"/>
+                <w:sz w:val="20"/>
+              </w:rPr>
+              <w:t>PASS</w:t>
+            </w:r>
           </w:p>
         </w:tc>
       </w:tr>
@@ -13855,6 +14663,14 @@
             <w:pPr>
               <w:spacing w:line="252" w:lineRule="auto"/>
             </w:pPr>
+            <w:r>
+              <w:rPr>
+                <w:b/>
+                <w:color w:val="007000"/>
+                <w:sz w:val="20"/>
+              </w:rPr>
+              <w:t>PASS</w:t>
+            </w:r>
           </w:p>
         </w:tc>
       </w:tr>
@@ -13974,6 +14790,14 @@
             <w:pPr>
               <w:spacing w:line="252" w:lineRule="auto"/>
             </w:pPr>
+            <w:r>
+              <w:rPr>
+                <w:b/>
+                <w:color w:val="007000"/>
+                <w:sz w:val="20"/>
+              </w:rPr>
+              <w:t>PASS</w:t>
+            </w:r>
           </w:p>
         </w:tc>
       </w:tr>
@@ -14093,6 +14917,14 @@
             <w:pPr>
               <w:spacing w:line="252" w:lineRule="auto"/>
             </w:pPr>
+            <w:r>
+              <w:rPr>
+                <w:b/>
+                <w:color w:val="007000"/>
+                <w:sz w:val="20"/>
+              </w:rPr>
+              <w:t>PASS</w:t>
+            </w:r>
           </w:p>
         </w:tc>
       </w:tr>
@@ -14229,6 +15061,14 @@
             <w:pPr>
               <w:spacing w:line="252" w:lineRule="auto"/>
             </w:pPr>
+            <w:r>
+              <w:rPr>
+                <w:b/>
+                <w:color w:val="007000"/>
+                <w:sz w:val="20"/>
+              </w:rPr>
+              <w:t>PASS</w:t>
+            </w:r>
           </w:p>
         </w:tc>
       </w:tr>
@@ -14348,6 +15188,14 @@
             <w:pPr>
               <w:spacing w:line="252" w:lineRule="auto"/>
             </w:pPr>
+            <w:r>
+              <w:rPr>
+                <w:b/>
+                <w:color w:val="007000"/>
+                <w:sz w:val="20"/>
+              </w:rPr>
+              <w:t>PASS</w:t>
+            </w:r>
           </w:p>
         </w:tc>
       </w:tr>
@@ -14476,6 +15324,14 @@
             <w:pPr>
               <w:spacing w:line="252" w:lineRule="auto"/>
             </w:pPr>
+            <w:r>
+              <w:rPr>
+                <w:b/>
+                <w:color w:val="007000"/>
+                <w:sz w:val="20"/>
+              </w:rPr>
+              <w:t>PASS</w:t>
+            </w:r>
           </w:p>
         </w:tc>
       </w:tr>
@@ -14595,6 +15451,14 @@
             <w:pPr>
               <w:spacing w:line="252" w:lineRule="auto"/>
             </w:pPr>
+            <w:r>
+              <w:rPr>
+                <w:b/>
+                <w:color w:val="007000"/>
+                <w:sz w:val="20"/>
+              </w:rPr>
+              <w:t>PASS</w:t>
+            </w:r>
           </w:p>
         </w:tc>
       </w:tr>
@@ -14879,6 +15743,14 @@
             <w:pPr>
               <w:spacing w:line="252" w:lineRule="auto"/>
             </w:pPr>
+            <w:r>
+              <w:rPr>
+                <w:b/>
+                <w:color w:val="007000"/>
+                <w:sz w:val="20"/>
+              </w:rPr>
+              <w:t>PASS</w:t>
+            </w:r>
           </w:p>
         </w:tc>
       </w:tr>
@@ -14998,6 +15870,14 @@
             <w:pPr>
               <w:spacing w:line="252" w:lineRule="auto"/>
             </w:pPr>
+            <w:r>
+              <w:rPr>
+                <w:b/>
+                <w:color w:val="007000"/>
+                <w:sz w:val="20"/>
+              </w:rPr>
+              <w:t>PASS</w:t>
+            </w:r>
           </w:p>
         </w:tc>
       </w:tr>
@@ -15117,6 +15997,14 @@
             <w:pPr>
               <w:spacing w:line="252" w:lineRule="auto"/>
             </w:pPr>
+            <w:r>
+              <w:rPr>
+                <w:b/>
+                <w:color w:val="007000"/>
+                <w:sz w:val="20"/>
+              </w:rPr>
+              <w:t>PASS</w:t>
+            </w:r>
           </w:p>
         </w:tc>
       </w:tr>
@@ -15236,6 +16124,14 @@
             <w:pPr>
               <w:spacing w:line="252" w:lineRule="auto"/>
             </w:pPr>
+            <w:r>
+              <w:rPr>
+                <w:b/>
+                <w:color w:val="007000"/>
+                <w:sz w:val="20"/>
+              </w:rPr>
+              <w:t>PASS</w:t>
+            </w:r>
           </w:p>
         </w:tc>
       </w:tr>
@@ -15355,6 +16251,14 @@
             <w:pPr>
               <w:spacing w:line="252" w:lineRule="auto"/>
             </w:pPr>
+            <w:r>
+              <w:rPr>
+                <w:b/>
+                <w:color w:val="007000"/>
+                <w:sz w:val="20"/>
+              </w:rPr>
+              <w:t>PASS</w:t>
+            </w:r>
           </w:p>
         </w:tc>
       </w:tr>
@@ -15474,6 +16378,14 @@
             <w:pPr>
               <w:spacing w:line="252" w:lineRule="auto"/>
             </w:pPr>
+            <w:r>
+              <w:rPr>
+                <w:b/>
+                <w:color w:val="007000"/>
+                <w:sz w:val="20"/>
+              </w:rPr>
+              <w:t>PASS</w:t>
+            </w:r>
           </w:p>
         </w:tc>
       </w:tr>
@@ -15593,6 +16505,14 @@
             <w:pPr>
               <w:spacing w:line="252" w:lineRule="auto"/>
             </w:pPr>
+            <w:r>
+              <w:rPr>
+                <w:b/>
+                <w:color w:val="007000"/>
+                <w:sz w:val="20"/>
+              </w:rPr>
+              <w:t>PASS</w:t>
+            </w:r>
           </w:p>
         </w:tc>
       </w:tr>
@@ -15712,6 +16632,14 @@
             <w:pPr>
               <w:spacing w:line="252" w:lineRule="auto"/>
             </w:pPr>
+            <w:r>
+              <w:rPr>
+                <w:b/>
+                <w:color w:val="007000"/>
+                <w:sz w:val="20"/>
+              </w:rPr>
+              <w:t>PASS</w:t>
+            </w:r>
           </w:p>
         </w:tc>
       </w:tr>
@@ -15831,6 +16759,14 @@
             <w:pPr>
               <w:spacing w:line="252" w:lineRule="auto"/>
             </w:pPr>
+            <w:r>
+              <w:rPr>
+                <w:b/>
+                <w:color w:val="007000"/>
+                <w:sz w:val="20"/>
+              </w:rPr>
+              <w:t>PASS</w:t>
+            </w:r>
           </w:p>
         </w:tc>
       </w:tr>
@@ -15950,6 +16886,14 @@
             <w:pPr>
               <w:spacing w:line="252" w:lineRule="auto"/>
             </w:pPr>
+            <w:r>
+              <w:rPr>
+                <w:b/>
+                <w:color w:val="007000"/>
+                <w:sz w:val="20"/>
+              </w:rPr>
+              <w:t>PASS</w:t>
+            </w:r>
           </w:p>
         </w:tc>
       </w:tr>
@@ -16069,6 +17013,14 @@
             <w:pPr>
               <w:spacing w:line="252" w:lineRule="auto"/>
             </w:pPr>
+            <w:r>
+              <w:rPr>
+                <w:b/>
+                <w:color w:val="007000"/>
+                <w:sz w:val="20"/>
+              </w:rPr>
+              <w:t>PASS</w:t>
+            </w:r>
           </w:p>
         </w:tc>
       </w:tr>
@@ -16188,6 +17140,14 @@
             <w:pPr>
               <w:spacing w:line="252" w:lineRule="auto"/>
             </w:pPr>
+            <w:r>
+              <w:rPr>
+                <w:b/>
+                <w:color w:val="007000"/>
+                <w:sz w:val="20"/>
+              </w:rPr>
+              <w:t>PASS</w:t>
+            </w:r>
           </w:p>
         </w:tc>
       </w:tr>
@@ -16472,6 +17432,14 @@
             <w:pPr>
               <w:spacing w:line="252" w:lineRule="auto"/>
             </w:pPr>
+            <w:r>
+              <w:rPr>
+                <w:b/>
+                <w:color w:val="007000"/>
+                <w:sz w:val="20"/>
+              </w:rPr>
+              <w:t>PASS</w:t>
+            </w:r>
           </w:p>
         </w:tc>
       </w:tr>
@@ -16591,6 +17559,14 @@
             <w:pPr>
               <w:spacing w:line="252" w:lineRule="auto"/>
             </w:pPr>
+            <w:r>
+              <w:rPr>
+                <w:b/>
+                <w:color w:val="007000"/>
+                <w:sz w:val="20"/>
+              </w:rPr>
+              <w:t>PASS</w:t>
+            </w:r>
           </w:p>
         </w:tc>
       </w:tr>
@@ -16710,6 +17686,14 @@
             <w:pPr>
               <w:spacing w:line="252" w:lineRule="auto"/>
             </w:pPr>
+            <w:r>
+              <w:rPr>
+                <w:b/>
+                <w:color w:val="007000"/>
+                <w:sz w:val="20"/>
+              </w:rPr>
+              <w:t>PASS</w:t>
+            </w:r>
           </w:p>
         </w:tc>
       </w:tr>
@@ -16829,6 +17813,14 @@
             <w:pPr>
               <w:spacing w:line="252" w:lineRule="auto"/>
             </w:pPr>
+            <w:r>
+              <w:rPr>
+                <w:b/>
+                <w:color w:val="007000"/>
+                <w:sz w:val="20"/>
+              </w:rPr>
+              <w:t>PASS</w:t>
+            </w:r>
           </w:p>
         </w:tc>
       </w:tr>
@@ -16949,6 +17941,14 @@
             <w:pPr>
               <w:spacing w:line="252" w:lineRule="auto"/>
             </w:pPr>
+            <w:r>
+              <w:rPr>
+                <w:b/>
+                <w:color w:val="007000"/>
+                <w:sz w:val="20"/>
+              </w:rPr>
+              <w:t>PASS</w:t>
+            </w:r>
           </w:p>
         </w:tc>
       </w:tr>
@@ -17068,6 +18068,14 @@
             <w:pPr>
               <w:spacing w:line="252" w:lineRule="auto"/>
             </w:pPr>
+            <w:r>
+              <w:rPr>
+                <w:b/>
+                <w:color w:val="007000"/>
+                <w:sz w:val="20"/>
+              </w:rPr>
+              <w:t>PASS</w:t>
+            </w:r>
           </w:p>
         </w:tc>
       </w:tr>
@@ -17187,6 +18195,14 @@
             <w:pPr>
               <w:spacing w:line="252" w:lineRule="auto"/>
             </w:pPr>
+            <w:r>
+              <w:rPr>
+                <w:b/>
+                <w:color w:val="007000"/>
+                <w:sz w:val="20"/>
+              </w:rPr>
+              <w:t>PASS</w:t>
+            </w:r>
           </w:p>
         </w:tc>
       </w:tr>
@@ -17306,6 +18322,14 @@
             <w:pPr>
               <w:spacing w:line="252" w:lineRule="auto"/>
             </w:pPr>
+            <w:r>
+              <w:rPr>
+                <w:b/>
+                <w:color w:val="007000"/>
+                <w:sz w:val="20"/>
+              </w:rPr>
+              <w:t>PASS</w:t>
+            </w:r>
           </w:p>
         </w:tc>
       </w:tr>
@@ -17425,6 +18449,14 @@
             <w:pPr>
               <w:spacing w:line="252" w:lineRule="auto"/>
             </w:pPr>
+            <w:r>
+              <w:rPr>
+                <w:b/>
+                <w:color w:val="007000"/>
+                <w:sz w:val="20"/>
+              </w:rPr>
+              <w:t>PASS</w:t>
+            </w:r>
           </w:p>
         </w:tc>
       </w:tr>
@@ -17544,6 +18576,14 @@
             <w:pPr>
               <w:spacing w:line="252" w:lineRule="auto"/>
             </w:pPr>
+            <w:r>
+              <w:rPr>
+                <w:b/>
+                <w:color w:val="007000"/>
+                <w:sz w:val="20"/>
+              </w:rPr>
+              <w:t>PASS</w:t>
+            </w:r>
           </w:p>
         </w:tc>
       </w:tr>
@@ -17663,6 +18703,14 @@
             <w:pPr>
               <w:spacing w:line="252" w:lineRule="auto"/>
             </w:pPr>
+            <w:r>
+              <w:rPr>
+                <w:b/>
+                <w:color w:val="007000"/>
+                <w:sz w:val="20"/>
+              </w:rPr>
+              <w:t>PASS</w:t>
+            </w:r>
           </w:p>
         </w:tc>
       </w:tr>
@@ -17782,6 +18830,14 @@
             <w:pPr>
               <w:spacing w:line="252" w:lineRule="auto"/>
             </w:pPr>
+            <w:r>
+              <w:rPr>
+                <w:b/>
+                <w:color w:val="007000"/>
+                <w:sz w:val="20"/>
+              </w:rPr>
+              <w:t>PASS</w:t>
+            </w:r>
           </w:p>
         </w:tc>
       </w:tr>
@@ -17901,6 +18957,14 @@
             <w:pPr>
               <w:spacing w:line="252" w:lineRule="auto"/>
             </w:pPr>
+            <w:r>
+              <w:rPr>
+                <w:b/>
+                <w:color w:val="007000"/>
+                <w:sz w:val="20"/>
+              </w:rPr>
+              <w:t>PASS</w:t>
+            </w:r>
           </w:p>
         </w:tc>
       </w:tr>
@@ -18020,6 +19084,14 @@
             <w:pPr>
               <w:spacing w:line="252" w:lineRule="auto"/>
             </w:pPr>
+            <w:r>
+              <w:rPr>
+                <w:b/>
+                <w:color w:val="007000"/>
+                <w:sz w:val="20"/>
+              </w:rPr>
+              <w:t>PASS</w:t>
+            </w:r>
           </w:p>
         </w:tc>
       </w:tr>
@@ -18304,6 +19376,14 @@
             <w:pPr>
               <w:spacing w:line="252" w:lineRule="auto"/>
             </w:pPr>
+            <w:r>
+              <w:rPr>
+                <w:b/>
+                <w:color w:val="007000"/>
+                <w:sz w:val="20"/>
+              </w:rPr>
+              <w:t>PASS</w:t>
+            </w:r>
           </w:p>
         </w:tc>
       </w:tr>
@@ -18423,6 +19503,14 @@
             <w:pPr>
               <w:spacing w:line="252" w:lineRule="auto"/>
             </w:pPr>
+            <w:r>
+              <w:rPr>
+                <w:b/>
+                <w:color w:val="007000"/>
+                <w:sz w:val="20"/>
+              </w:rPr>
+              <w:t>PASS</w:t>
+            </w:r>
           </w:p>
         </w:tc>
       </w:tr>
@@ -18542,6 +19630,14 @@
             <w:pPr>
               <w:spacing w:line="252" w:lineRule="auto"/>
             </w:pPr>
+            <w:r>
+              <w:rPr>
+                <w:b/>
+                <w:color w:val="007000"/>
+                <w:sz w:val="20"/>
+              </w:rPr>
+              <w:t>PASS</w:t>
+            </w:r>
           </w:p>
         </w:tc>
       </w:tr>
@@ -18661,6 +19757,14 @@
             <w:pPr>
               <w:spacing w:line="252" w:lineRule="auto"/>
             </w:pPr>
+            <w:r>
+              <w:rPr>
+                <w:b/>
+                <w:color w:val="007000"/>
+                <w:sz w:val="20"/>
+              </w:rPr>
+              <w:t>PASS</w:t>
+            </w:r>
           </w:p>
         </w:tc>
       </w:tr>
@@ -18780,6 +19884,14 @@
             <w:pPr>
               <w:spacing w:line="252" w:lineRule="auto"/>
             </w:pPr>
+            <w:r>
+              <w:rPr>
+                <w:b/>
+                <w:color w:val="CC0000"/>
+                <w:sz w:val="20"/>
+              </w:rPr>
+              <w:t>FAIL</w:t>
+            </w:r>
           </w:p>
         </w:tc>
       </w:tr>
@@ -18899,6 +20011,14 @@
             <w:pPr>
               <w:spacing w:line="252" w:lineRule="auto"/>
             </w:pPr>
+            <w:r>
+              <w:rPr>
+                <w:b/>
+                <w:color w:val="007000"/>
+                <w:sz w:val="20"/>
+              </w:rPr>
+              <w:t>PASS</w:t>
+            </w:r>
           </w:p>
         </w:tc>
       </w:tr>
@@ -19018,6 +20138,14 @@
             <w:pPr>
               <w:spacing w:line="252" w:lineRule="auto"/>
             </w:pPr>
+            <w:r>
+              <w:rPr>
+                <w:b/>
+                <w:color w:val="007000"/>
+                <w:sz w:val="20"/>
+              </w:rPr>
+              <w:t>PASS</w:t>
+            </w:r>
           </w:p>
         </w:tc>
       </w:tr>
@@ -19306,6 +20434,13 @@
             <w:pPr>
               <w:spacing w:line="252" w:lineRule="auto"/>
             </w:pPr>
+            <w:r>
+              <w:rPr>
+                <w:b/>
+                <w:color w:val="007000"/>
+              </w:rPr>
+              <w:t>14</w:t>
+            </w:r>
           </w:p>
         </w:tc>
         <w:tc>
@@ -19329,6 +20464,12 @@
             <w:pPr>
               <w:spacing w:line="252" w:lineRule="auto"/>
             </w:pPr>
+            <w:r>
+              <w:rPr>
+                <w:b/>
+              </w:rPr>
+              <w:t>0</w:t>
+            </w:r>
           </w:p>
         </w:tc>
         <w:tc>
@@ -19352,6 +20493,9 @@
             <w:pPr>
               <w:spacing w:line="252" w:lineRule="auto"/>
             </w:pPr>
+            <w:r>
+              <w:t>0</w:t>
+            </w:r>
           </w:p>
         </w:tc>
       </w:tr>
@@ -19441,6 +20585,13 @@
             <w:pPr>
               <w:spacing w:line="252" w:lineRule="auto"/>
             </w:pPr>
+            <w:r>
+              <w:rPr>
+                <w:b/>
+                <w:color w:val="007000"/>
+              </w:rPr>
+              <w:t>13</w:t>
+            </w:r>
           </w:p>
         </w:tc>
         <w:tc>
@@ -19464,6 +20615,13 @@
             <w:pPr>
               <w:spacing w:line="252" w:lineRule="auto"/>
             </w:pPr>
+            <w:r>
+              <w:rPr>
+                <w:b/>
+                <w:color w:val="CC0000"/>
+              </w:rPr>
+              <w:t>2</w:t>
+            </w:r>
           </w:p>
         </w:tc>
         <w:tc>
@@ -19487,6 +20645,9 @@
             <w:pPr>
               <w:spacing w:line="252" w:lineRule="auto"/>
             </w:pPr>
+            <w:r>
+              <w:t>0</w:t>
+            </w:r>
           </w:p>
         </w:tc>
       </w:tr>
@@ -19576,6 +20737,13 @@
             <w:pPr>
               <w:spacing w:line="252" w:lineRule="auto"/>
             </w:pPr>
+            <w:r>
+              <w:rPr>
+                <w:b/>
+                <w:color w:val="007000"/>
+              </w:rPr>
+              <w:t>10</w:t>
+            </w:r>
           </w:p>
         </w:tc>
         <w:tc>
@@ -19599,6 +20767,12 @@
             <w:pPr>
               <w:spacing w:line="252" w:lineRule="auto"/>
             </w:pPr>
+            <w:r>
+              <w:rPr>
+                <w:b/>
+              </w:rPr>
+              <w:t>0</w:t>
+            </w:r>
           </w:p>
         </w:tc>
         <w:tc>
@@ -19622,6 +20796,9 @@
             <w:pPr>
               <w:spacing w:line="252" w:lineRule="auto"/>
             </w:pPr>
+            <w:r>
+              <w:t>0</w:t>
+            </w:r>
           </w:p>
         </w:tc>
       </w:tr>
@@ -19711,6 +20888,13 @@
             <w:pPr>
               <w:spacing w:line="252" w:lineRule="auto"/>
             </w:pPr>
+            <w:r>
+              <w:rPr>
+                <w:b/>
+                <w:color w:val="007000"/>
+              </w:rPr>
+              <w:t>8</w:t>
+            </w:r>
           </w:p>
         </w:tc>
         <w:tc>
@@ -19734,6 +20918,12 @@
             <w:pPr>
               <w:spacing w:line="252" w:lineRule="auto"/>
             </w:pPr>
+            <w:r>
+              <w:rPr>
+                <w:b/>
+              </w:rPr>
+              <w:t>0</w:t>
+            </w:r>
           </w:p>
         </w:tc>
         <w:tc>
@@ -19757,6 +20947,9 @@
             <w:pPr>
               <w:spacing w:line="252" w:lineRule="auto"/>
             </w:pPr>
+            <w:r>
+              <w:t>0</w:t>
+            </w:r>
           </w:p>
         </w:tc>
       </w:tr>
@@ -19846,6 +21039,13 @@
             <w:pPr>
               <w:spacing w:line="252" w:lineRule="auto"/>
             </w:pPr>
+            <w:r>
+              <w:rPr>
+                <w:b/>
+                <w:color w:val="007000"/>
+              </w:rPr>
+              <w:t>9</w:t>
+            </w:r>
           </w:p>
         </w:tc>
         <w:tc>
@@ -19869,6 +21069,13 @@
             <w:pPr>
               <w:spacing w:line="252" w:lineRule="auto"/>
             </w:pPr>
+            <w:r>
+              <w:rPr>
+                <w:b/>
+                <w:color w:val="CC0000"/>
+              </w:rPr>
+              <w:t>6</w:t>
+            </w:r>
           </w:p>
         </w:tc>
         <w:tc>
@@ -19892,6 +21099,9 @@
             <w:pPr>
               <w:spacing w:line="252" w:lineRule="auto"/>
             </w:pPr>
+            <w:r>
+              <w:t>0</w:t>
+            </w:r>
           </w:p>
         </w:tc>
       </w:tr>
@@ -19981,6 +21191,13 @@
             <w:pPr>
               <w:spacing w:line="252" w:lineRule="auto"/>
             </w:pPr>
+            <w:r>
+              <w:rPr>
+                <w:b/>
+                <w:color w:val="007000"/>
+              </w:rPr>
+              <w:t>12</w:t>
+            </w:r>
           </w:p>
         </w:tc>
         <w:tc>
@@ -20004,6 +21221,13 @@
             <w:pPr>
               <w:spacing w:line="252" w:lineRule="auto"/>
             </w:pPr>
+            <w:r>
+              <w:rPr>
+                <w:b/>
+                <w:color w:val="CC0000"/>
+              </w:rPr>
+              <w:t>1</w:t>
+            </w:r>
           </w:p>
         </w:tc>
         <w:tc>
@@ -20027,6 +21251,9 @@
             <w:pPr>
               <w:spacing w:line="252" w:lineRule="auto"/>
             </w:pPr>
+            <w:r>
+              <w:t>0</w:t>
+            </w:r>
           </w:p>
         </w:tc>
       </w:tr>
@@ -20116,6 +21343,13 @@
             <w:pPr>
               <w:spacing w:line="252" w:lineRule="auto"/>
             </w:pPr>
+            <w:r>
+              <w:rPr>
+                <w:b/>
+                <w:color w:val="007000"/>
+              </w:rPr>
+              <w:t>9</w:t>
+            </w:r>
           </w:p>
         </w:tc>
         <w:tc>
@@ -20139,6 +21373,12 @@
             <w:pPr>
               <w:spacing w:line="252" w:lineRule="auto"/>
             </w:pPr>
+            <w:r>
+              <w:rPr>
+                <w:b/>
+              </w:rPr>
+              <w:t>0</w:t>
+            </w:r>
           </w:p>
         </w:tc>
         <w:tc>
@@ -20162,6 +21402,9 @@
             <w:pPr>
               <w:spacing w:line="252" w:lineRule="auto"/>
             </w:pPr>
+            <w:r>
+              <w:t>0</w:t>
+            </w:r>
           </w:p>
         </w:tc>
       </w:tr>
@@ -20252,6 +21495,13 @@
             <w:pPr>
               <w:spacing w:line="252" w:lineRule="auto"/>
             </w:pPr>
+            <w:r>
+              <w:rPr>
+                <w:b/>
+                <w:color w:val="007000"/>
+              </w:rPr>
+              <w:t>4</w:t>
+            </w:r>
           </w:p>
         </w:tc>
         <w:tc>
@@ -20275,6 +21525,12 @@
             <w:pPr>
               <w:spacing w:line="252" w:lineRule="auto"/>
             </w:pPr>
+            <w:r>
+              <w:rPr>
+                <w:b/>
+              </w:rPr>
+              <w:t>0</w:t>
+            </w:r>
           </w:p>
         </w:tc>
         <w:tc>
@@ -20298,6 +21554,9 @@
             <w:pPr>
               <w:spacing w:line="252" w:lineRule="auto"/>
             </w:pPr>
+            <w:r>
+              <w:t>0</w:t>
+            </w:r>
           </w:p>
         </w:tc>
       </w:tr>
@@ -20387,6 +21646,13 @@
             <w:pPr>
               <w:spacing w:line="252" w:lineRule="auto"/>
             </w:pPr>
+            <w:r>
+              <w:rPr>
+                <w:b/>
+                <w:color w:val="007000"/>
+              </w:rPr>
+              <w:t>8</w:t>
+            </w:r>
           </w:p>
         </w:tc>
         <w:tc>
@@ -20410,6 +21676,12 @@
             <w:pPr>
               <w:spacing w:line="252" w:lineRule="auto"/>
             </w:pPr>
+            <w:r>
+              <w:rPr>
+                <w:b/>
+              </w:rPr>
+              <w:t>0</w:t>
+            </w:r>
           </w:p>
         </w:tc>
         <w:tc>
@@ -20433,6 +21705,9 @@
             <w:pPr>
               <w:spacing w:line="252" w:lineRule="auto"/>
             </w:pPr>
+            <w:r>
+              <w:t>0</w:t>
+            </w:r>
           </w:p>
         </w:tc>
       </w:tr>
@@ -20522,6 +21797,13 @@
             <w:pPr>
               <w:spacing w:line="252" w:lineRule="auto"/>
             </w:pPr>
+            <w:r>
+              <w:rPr>
+                <w:b/>
+                <w:color w:val="007000"/>
+              </w:rPr>
+              <w:t>12</w:t>
+            </w:r>
           </w:p>
         </w:tc>
         <w:tc>
@@ -20545,6 +21827,12 @@
             <w:pPr>
               <w:spacing w:line="252" w:lineRule="auto"/>
             </w:pPr>
+            <w:r>
+              <w:rPr>
+                <w:b/>
+              </w:rPr>
+              <w:t>0</w:t>
+            </w:r>
           </w:p>
         </w:tc>
         <w:tc>
@@ -20568,6 +21856,9 @@
             <w:pPr>
               <w:spacing w:line="252" w:lineRule="auto"/>
             </w:pPr>
+            <w:r>
+              <w:t>0</w:t>
+            </w:r>
           </w:p>
         </w:tc>
       </w:tr>
@@ -20657,6 +21948,13 @@
             <w:pPr>
               <w:spacing w:line="252" w:lineRule="auto"/>
             </w:pPr>
+            <w:r>
+              <w:rPr>
+                <w:b/>
+                <w:color w:val="007000"/>
+              </w:rPr>
+              <w:t>12</w:t>
+            </w:r>
           </w:p>
         </w:tc>
         <w:tc>
@@ -20680,6 +21978,12 @@
             <w:pPr>
               <w:spacing w:line="252" w:lineRule="auto"/>
             </w:pPr>
+            <w:r>
+              <w:rPr>
+                <w:b/>
+              </w:rPr>
+              <w:t>0</w:t>
+            </w:r>
           </w:p>
         </w:tc>
         <w:tc>
@@ -20703,6 +22007,9 @@
             <w:pPr>
               <w:spacing w:line="252" w:lineRule="auto"/>
             </w:pPr>
+            <w:r>
+              <w:t>0</w:t>
+            </w:r>
           </w:p>
         </w:tc>
       </w:tr>
@@ -20792,6 +22099,13 @@
             <w:pPr>
               <w:spacing w:line="252" w:lineRule="auto"/>
             </w:pPr>
+            <w:r>
+              <w:rPr>
+                <w:b/>
+                <w:color w:val="007000"/>
+              </w:rPr>
+              <w:t>14</w:t>
+            </w:r>
           </w:p>
         </w:tc>
         <w:tc>
@@ -20815,6 +22129,12 @@
             <w:pPr>
               <w:spacing w:line="252" w:lineRule="auto"/>
             </w:pPr>
+            <w:r>
+              <w:rPr>
+                <w:b/>
+              </w:rPr>
+              <w:t>0</w:t>
+            </w:r>
           </w:p>
         </w:tc>
         <w:tc>
@@ -20838,6 +22158,9 @@
             <w:pPr>
               <w:spacing w:line="252" w:lineRule="auto"/>
             </w:pPr>
+            <w:r>
+              <w:t>0</w:t>
+            </w:r>
           </w:p>
         </w:tc>
       </w:tr>
@@ -20927,6 +22250,13 @@
             <w:pPr>
               <w:spacing w:line="252" w:lineRule="auto"/>
             </w:pPr>
+            <w:r>
+              <w:rPr>
+                <w:b/>
+                <w:color w:val="007000"/>
+              </w:rPr>
+              <w:t>6</w:t>
+            </w:r>
           </w:p>
         </w:tc>
         <w:tc>
@@ -20950,6 +22280,13 @@
             <w:pPr>
               <w:spacing w:line="252" w:lineRule="auto"/>
             </w:pPr>
+            <w:r>
+              <w:rPr>
+                <w:b/>
+                <w:color w:val="CC0000"/>
+              </w:rPr>
+              <w:t>1</w:t>
+            </w:r>
           </w:p>
         </w:tc>
         <w:tc>
@@ -20973,6 +22310,9 @@
             <w:pPr>
               <w:spacing w:line="252" w:lineRule="auto"/>
             </w:pPr>
+            <w:r>
+              <w:t>0</w:t>
+            </w:r>
           </w:p>
         </w:tc>
       </w:tr>
@@ -21062,6 +22402,12 @@
             <w:pPr>
               <w:spacing w:line="252" w:lineRule="auto"/>
             </w:pPr>
+            <w:r>
+              <w:rPr>
+                <w:b/>
+              </w:rPr>
+              <w:t>131</w:t>
+            </w:r>
           </w:p>
         </w:tc>
         <w:tc>
@@ -21085,6 +22431,13 @@
             <w:pPr>
               <w:spacing w:line="252" w:lineRule="auto"/>
             </w:pPr>
+            <w:r>
+              <w:rPr>
+                <w:b/>
+                <w:color w:val="CC0000"/>
+              </w:rPr>
+              <w:t>10</w:t>
+            </w:r>
           </w:p>
         </w:tc>
         <w:tc>
@@ -21108,6 +22461,9 @@
             <w:pPr>
               <w:spacing w:line="252" w:lineRule="auto"/>
             </w:pPr>
+            <w:r>
+              <w:t>0</w:t>
+            </w:r>
           </w:p>
         </w:tc>
       </w:tr>
@@ -21337,10 +22693,6 @@
               <w:spacing w:line="252" w:lineRule="auto"/>
             </w:pPr>
             <w:r>
-              <w:rPr>
-                <w:sz w:val="22"/>
-                <w:szCs w:val="22"/>
-              </w:rPr>
               <w:t>D-01</w:t>
             </w:r>
           </w:p>
@@ -21366,6 +22718,9 @@
             <w:pPr>
               <w:spacing w:line="252" w:lineRule="auto"/>
             </w:pPr>
+            <w:r>
+              <w:t>SIN-12</w:t>
+            </w:r>
           </w:p>
         </w:tc>
         <w:tc>
@@ -21389,6 +22744,9 @@
             <w:pPr>
               <w:spacing w:line="252" w:lineRule="auto"/>
             </w:pPr>
+            <w:r>
+              <w:t>Non-numeric quantity input exposes Werkzeug debugger stack trace instead of user-friendly error</w:t>
+            </w:r>
           </w:p>
         </w:tc>
         <w:tc>
@@ -21412,6 +22770,12 @@
             <w:pPr>
               <w:spacing w:line="252" w:lineRule="auto"/>
             </w:pPr>
+            <w:r>
+              <w:rPr>
+                <w:color w:val="CC0000"/>
+              </w:rPr>
+              <w:t>High</w:t>
+            </w:r>
           </w:p>
         </w:tc>
         <w:tc>
@@ -21435,6 +22799,9 @@
             <w:pPr>
               <w:spacing w:line="252" w:lineRule="auto"/>
             </w:pPr>
+            <w:r>
+              <w:t>Open</w:t>
+            </w:r>
           </w:p>
         </w:tc>
       </w:tr>
@@ -21465,10 +22832,6 @@
               <w:spacing w:line="252" w:lineRule="auto"/>
             </w:pPr>
             <w:r>
-              <w:rPr>
-                <w:sz w:val="22"/>
-                <w:szCs w:val="22"/>
-              </w:rPr>
               <w:t>D-02</w:t>
             </w:r>
           </w:p>
@@ -21494,6 +22857,9 @@
             <w:pPr>
               <w:spacing w:line="252" w:lineRule="auto"/>
             </w:pPr>
+            <w:r>
+              <w:t>GEN-05</w:t>
+            </w:r>
           </w:p>
         </w:tc>
         <w:tc>
@@ -21517,6 +22883,9 @@
             <w:pPr>
               <w:spacing w:line="252" w:lineRule="auto"/>
             </w:pPr>
+            <w:r>
+              <w:t>Non-numeric value in numeric field causes unhandled ValueError with stack trace visible</w:t>
+            </w:r>
           </w:p>
         </w:tc>
         <w:tc>
@@ -21540,6 +22909,12 @@
             <w:pPr>
               <w:spacing w:line="252" w:lineRule="auto"/>
             </w:pPr>
+            <w:r>
+              <w:rPr>
+                <w:color w:val="CC0000"/>
+              </w:rPr>
+              <w:t>High</w:t>
+            </w:r>
           </w:p>
         </w:tc>
         <w:tc>
@@ -21563,6 +22938,9 @@
             <w:pPr>
               <w:spacing w:line="252" w:lineRule="auto"/>
             </w:pPr>
+            <w:r>
+              <w:t>Open</w:t>
+            </w:r>
           </w:p>
         </w:tc>
       </w:tr>
@@ -21593,10 +22971,6 @@
               <w:spacing w:line="252" w:lineRule="auto"/>
             </w:pPr>
             <w:r>
-              <w:rPr>
-                <w:sz w:val="22"/>
-                <w:szCs w:val="22"/>
-              </w:rPr>
               <w:t>D-03</w:t>
             </w:r>
           </w:p>
@@ -21622,6 +22996,9 @@
             <w:pPr>
               <w:spacing w:line="252" w:lineRule="auto"/>
             </w:pPr>
+            <w:r>
+              <w:t>INV-01/04/05/06/07/10</w:t>
+            </w:r>
           </w:p>
         </w:tc>
         <w:tc>
@@ -21645,6 +23022,9 @@
             <w:pPr>
               <w:spacing w:line="252" w:lineRule="auto"/>
             </w:pPr>
+            <w:r>
+              <w:t>Inventory assign route session instability — returns login page mid-session for some requests</w:t>
+            </w:r>
           </w:p>
         </w:tc>
         <w:tc>
@@ -21668,6 +23048,12 @@
             <w:pPr>
               <w:spacing w:line="252" w:lineRule="auto"/>
             </w:pPr>
+            <w:r>
+              <w:rPr>
+                <w:color w:val="CC0000"/>
+              </w:rPr>
+              <w:t>Medium</w:t>
+            </w:r>
           </w:p>
         </w:tc>
         <w:tc>
@@ -21691,6 +23077,9 @@
             <w:pPr>
               <w:spacing w:line="252" w:lineRule="auto"/>
             </w:pPr>
+            <w:r>
+              <w:t>Open</w:t>
+            </w:r>
           </w:p>
         </w:tc>
       </w:tr>
